--- a/퇴계점_온라인전환_증정기획전.docx
+++ b/퇴계점_온라인전환_증정기획전.docx
@@ -156,7 +156,7 @@
         <w:rPr>
           <w:rFonts w:ascii="맑은 고딕" w:hAnsi="맑은 고딕" w:eastAsia="맑은 고딕"/>
         </w:rPr>
-        <w:t>온라인쇼핑몰 미이용 조합원 비율이 높은 점포</w:t>
+        <w:t>온라인쇼핑몰 미이용 조합원 비율이 높은 점포 (50~60대 조합원 다수)</w:t>
       </w:r>
     </w:p>
     <w:p>
@@ -227,7 +227,7 @@
           <w:i w:val="0"/>
           <w:sz w:val="22"/>
         </w:rPr>
-        <w:t>4주간 매주 증정을 통해 온라인 주문이 일상이 되도록 합니다.</w:t>
+        <w:t>5주간 매주 1가지씩 순차 증정하여 온라인 주문이 일상이 되도록 합니다.</w:t>
       </w:r>
     </w:p>
     <w:p>
@@ -272,7 +272,73 @@
         <w:t>두레생협은 33년간 "생산자와 소비자가 서로 얼굴을 아는 관계"를 지켜왔습니다. 퇴계점 폐점은 물리적 공간의 변화이지, 이 관계의 단절이 아닙니다. 온라인쇼핑몰은 매장을 대체하는 것이 아니라, 조합원과 생산자를 잇는 또 하나의 다리입니다.</w:t>
         <w:br/>
         <w:br/>
-        <w:t>이번 증정 기획전은 단순한 판촉이 아닌, "함께 나누는 생협의 가치"를 온라인에서도 이어가겠다는 약속입니다. 조합원님이 어디에서 주문하시든, 같은 생산자의 같은 정성이 담긴 생활재가 가정의 밥상에 오를 수 있도록 하겠습니다.</w:t>
+        <w:t>이번 증정 기획전은 단순한 판촉이 아닌, "함께 나누는 생협의 가치"를 온라인에서도 이어가겠다는 약속입니다. 특히 50~60대 조합원님들이 온라인에 대한 부담 없이 편하게 이용하실 수 있도록, 주문이 어려우신 분께는 두레생협 상담실(1661-5110)을 통한 지원도 함께 안내합니다.</w:t>
+      </w:r>
+    </w:p>
+    <w:p>
+      <w:pPr>
+        <w:pStyle w:val="Heading2"/>
+      </w:pPr>
+      <w:r>
+        <w:rPr>
+          <w:rFonts w:ascii="맑은 고딕" w:hAnsi="맑은 고딕" w:eastAsia="맑은 고딕"/>
+        </w:rPr>
+        <w:t>1-4. 타겟 조합원 특성</w:t>
+      </w:r>
+    </w:p>
+    <w:p>
+      <w:pPr>
+        <w:pStyle w:val="ListBullet"/>
+      </w:pPr>
+      <w:r>
+        <w:rPr>
+          <w:rFonts w:ascii="맑은 고딕" w:hAnsi="맑은 고딕" w:eastAsia="맑은 고딕"/>
+        </w:rPr>
+        <w:t>50~60대 여성 조합원이 주 이용층</w:t>
+      </w:r>
+    </w:p>
+    <w:p>
+      <w:pPr>
+        <w:pStyle w:val="ListBullet"/>
+      </w:pPr>
+      <w:r>
+        <w:rPr>
+          <w:rFonts w:ascii="맑은 고딕" w:hAnsi="맑은 고딕" w:eastAsia="맑은 고딕"/>
+        </w:rPr>
+        <w:t>온라인 주문 경험이 적거나 처음이신 분 다수</w:t>
+      </w:r>
+    </w:p>
+    <w:p>
+      <w:pPr>
+        <w:pStyle w:val="ListBullet"/>
+      </w:pPr>
+      <w:r>
+        <w:rPr>
+          <w:rFonts w:ascii="맑은 고딕" w:hAnsi="맑은 고딕" w:eastAsia="맑은 고딕"/>
+        </w:rPr>
+        <w:t>매장에서의 대면 구매에 익숙하시며, 신뢰 관계를 중시</w:t>
+      </w:r>
+    </w:p>
+    <w:p>
+      <w:pPr>
+        <w:pStyle w:val="ListBullet"/>
+      </w:pPr>
+      <w:r>
+        <w:rPr>
+          <w:rFonts w:ascii="맑은 고딕" w:hAnsi="맑은 고딕" w:eastAsia="맑은 고딕"/>
+        </w:rPr>
+        <w:t>가족(자녀) 도움으로 주문 가능 - "자녀분이 대신 주문해 주셔도 됩니다" 안내 필요</w:t>
+      </w:r>
+    </w:p>
+    <w:p>
+      <w:pPr>
+        <w:pStyle w:val="ListBullet"/>
+      </w:pPr>
+      <w:r>
+        <w:rPr>
+          <w:rFonts w:ascii="맑은 고딕" w:hAnsi="맑은 고딕" w:eastAsia="맑은 고딕"/>
+        </w:rPr>
+        <w:t>전화 상담을 통한 주문 지원 필수 (두레생협 상담실 1661-5110)</w:t>
       </w:r>
     </w:p>
     <w:p>
@@ -423,7 +489,7 @@
                 <w:b w:val="0"/>
                 <w:sz w:val="20"/>
               </w:rPr>
-              <w:t>2026. 3. 31(월) ~ 4. 25(금) [4주간]</w:t>
+              <w:t>2026. 3. 30(월) ~ 5. 1(금) [5주간 / 14주차~18주차]</w:t>
             </w:r>
           </w:p>
         </w:tc>
@@ -505,7 +571,7 @@
                 <w:b w:val="0"/>
                 <w:sz w:val="20"/>
               </w:rPr>
-              <w:t>5품목 일괄 증정 / 주 1회 / 배송 시 자동 동봉</w:t>
+              <w:t>매주 1품목씩 순차 증정 (5주간 5품목)</w:t>
             </w:r>
           </w:p>
         </w:tc>
@@ -546,7 +612,7 @@
                 <w:b w:val="0"/>
                 <w:sz w:val="20"/>
               </w:rPr>
-              <w:t>100,000원 이상 (배송일 기준)</w:t>
+              <w:t>50,000원 이상 (배송일 기준)</w:t>
             </w:r>
           </w:p>
         </w:tc>
@@ -633,6 +699,47 @@
           </w:p>
         </w:tc>
       </w:tr>
+      <w:tr>
+        <w:tc>
+          <w:tcPr>
+            <w:tcW w:type="dxa" w:w="2268"/>
+            <w:shd w:fill="F0F7F0"/>
+          </w:tcPr>
+          <w:p>
+            <w:pPr>
+              <w:jc w:val="center"/>
+            </w:pPr>
+            <w:r/>
+            <w:r>
+              <w:rPr>
+                <w:rFonts w:ascii="맑은 고딕" w:hAnsi="맑은 고딕" w:eastAsia="맑은 고딕"/>
+                <w:b/>
+                <w:sz w:val="20"/>
+              </w:rPr>
+              <w:t>문의</w:t>
+            </w:r>
+          </w:p>
+        </w:tc>
+        <w:tc>
+          <w:tcPr>
+            <w:tcW w:type="dxa" w:w="6803"/>
+          </w:tcPr>
+          <w:p>
+            <w:pPr>
+              <w:jc w:val="left"/>
+            </w:pPr>
+            <w:r/>
+            <w:r>
+              <w:rPr>
+                <w:rFonts w:ascii="맑은 고딕" w:hAnsi="맑은 고딕" w:eastAsia="맑은 고딕"/>
+                <w:b w:val="0"/>
+                <w:sz w:val="20"/>
+              </w:rPr>
+              <w:t>두레생협 상담실 1661-5110</w:t>
+            </w:r>
+          </w:p>
+        </w:tc>
+      </w:tr>
     </w:tbl>
     <w:p/>
     <w:p>
@@ -643,7 +750,7 @@
         <w:rPr>
           <w:rFonts w:ascii="맑은 고딕" w:hAnsi="맑은 고딕" w:eastAsia="맑은 고딕"/>
         </w:rPr>
-        <w:t>3. 증정 품목 (서울남부 33주년 기획전 동일)</w:t>
+        <w:t>3. 주차별 증정 품목 (서울남부 33주년 기획전 동일)</w:t>
       </w:r>
     </w:p>
     <w:p>
@@ -654,7 +761,7 @@
           <w:i w:val="0"/>
           <w:sz w:val="22"/>
         </w:rPr>
-        <w:t>서울남부에서 요일별로 1품목씩 증정하는 5가지 품목을, 퇴계점 조합원님께는 주 1회 묶음으로 한꺼번에 드립니다.</w:t>
+        <w:t>서울남부에서 요일별로 1품목씩 증정하는 5가지 품목을, 퇴계점 조합원님께는 매주 1품목씩 5주간 순차 증정합니다. 모든 품목 동일하게 5만원 이상 주문 시 증정됩니다.</w:t>
       </w:r>
     </w:p>
     <w:p/>
@@ -666,15 +773,16 @@
         <w:tblLook w:firstColumn="1" w:firstRow="1" w:lastColumn="0" w:lastRow="0" w:noHBand="0" w:noVBand="1" w:val="04A0"/>
       </w:tblPr>
       <w:tblGrid>
-        <w:gridCol w:w="2351"/>
-        <w:gridCol w:w="2351"/>
-        <w:gridCol w:w="2351"/>
-        <w:gridCol w:w="2351"/>
+        <w:gridCol w:w="1881"/>
+        <w:gridCol w:w="1881"/>
+        <w:gridCol w:w="1881"/>
+        <w:gridCol w:w="1881"/>
+        <w:gridCol w:w="1881"/>
       </w:tblGrid>
       <w:tr>
         <w:tc>
           <w:tcPr>
-            <w:tcW w:type="dxa" w:w="2351"/>
+            <w:tcW w:type="dxa" w:w="1881"/>
             <w:shd w:fill="5C3D2E"/>
           </w:tcPr>
           <w:p>
@@ -687,15 +795,15 @@
                 <w:rFonts w:ascii="맑은 고딕" w:hAnsi="맑은 고딕" w:eastAsia="맑은 고딕"/>
                 <w:b/>
                 <w:color w:val="FFFFFF"/>
-                <w:sz w:val="20"/>
+                <w:sz w:val="18"/>
               </w:rPr>
-              <w:t>순번</w:t>
+              <w:t>차수</w:t>
             </w:r>
           </w:p>
         </w:tc>
         <w:tc>
           <w:tcPr>
-            <w:tcW w:type="dxa" w:w="2351"/>
+            <w:tcW w:type="dxa" w:w="1881"/>
             <w:shd w:fill="5C3D2E"/>
           </w:tcPr>
           <w:p>
@@ -708,15 +816,15 @@
                 <w:rFonts w:ascii="맑은 고딕" w:hAnsi="맑은 고딕" w:eastAsia="맑은 고딕"/>
                 <w:b/>
                 <w:color w:val="FFFFFF"/>
-                <w:sz w:val="20"/>
+                <w:sz w:val="18"/>
               </w:rPr>
-              <w:t>품목명</w:t>
+              <w:t>주차(기간)</w:t>
             </w:r>
           </w:p>
         </w:tc>
         <w:tc>
           <w:tcPr>
-            <w:tcW w:type="dxa" w:w="2351"/>
+            <w:tcW w:type="dxa" w:w="1881"/>
             <w:shd w:fill="5C3D2E"/>
           </w:tcPr>
           <w:p>
@@ -729,15 +837,15 @@
                 <w:rFonts w:ascii="맑은 고딕" w:hAnsi="맑은 고딕" w:eastAsia="맑은 고딕"/>
                 <w:b/>
                 <w:color w:val="FFFFFF"/>
-                <w:sz w:val="20"/>
+                <w:sz w:val="18"/>
               </w:rPr>
-              <w:t>규격</w:t>
+              <w:t>품목명</w:t>
             </w:r>
           </w:p>
         </w:tc>
         <w:tc>
           <w:tcPr>
-            <w:tcW w:type="dxa" w:w="2351"/>
+            <w:tcW w:type="dxa" w:w="1881"/>
             <w:shd w:fill="5C3D2E"/>
           </w:tcPr>
           <w:p>
@@ -750,7 +858,28 @@
                 <w:rFonts w:ascii="맑은 고딕" w:hAnsi="맑은 고딕" w:eastAsia="맑은 고딕"/>
                 <w:b/>
                 <w:color w:val="FFFFFF"/>
-                <w:sz w:val="20"/>
+                <w:sz w:val="18"/>
+              </w:rPr>
+              <w:t>규격</w:t>
+            </w:r>
+          </w:p>
+        </w:tc>
+        <w:tc>
+          <w:tcPr>
+            <w:tcW w:type="dxa" w:w="1881"/>
+            <w:shd w:fill="5C3D2E"/>
+          </w:tcPr>
+          <w:p>
+            <w:pPr>
+              <w:jc w:val="center"/>
+            </w:pPr>
+            <w:r/>
+            <w:r>
+              <w:rPr>
+                <w:rFonts w:ascii="맑은 고딕" w:hAnsi="맑은 고딕" w:eastAsia="맑은 고딕"/>
+                <w:b/>
+                <w:color w:val="FFFFFF"/>
+                <w:sz w:val="18"/>
               </w:rPr>
               <w:t>특징</w:t>
             </w:r>
@@ -760,7 +889,7 @@
       <w:tr>
         <w:tc>
           <w:tcPr>
-            <w:tcW w:type="dxa" w:w="2351"/>
+            <w:tcW w:type="dxa" w:w="1881"/>
           </w:tcPr>
           <w:p>
             <w:pPr>
@@ -771,15 +900,34 @@
               <w:rPr>
                 <w:rFonts w:ascii="맑은 고딕" w:hAnsi="맑은 고딕" w:eastAsia="맑은 고딕"/>
                 <w:b w:val="0"/>
-                <w:sz w:val="20"/>
+                <w:sz w:val="18"/>
               </w:rPr>
-              <w:t>1</w:t>
+              <w:t>1차</w:t>
             </w:r>
           </w:p>
         </w:tc>
         <w:tc>
           <w:tcPr>
-            <w:tcW w:type="dxa" w:w="2351"/>
+            <w:tcW w:type="dxa" w:w="1881"/>
+          </w:tcPr>
+          <w:p>
+            <w:pPr>
+              <w:jc w:val="center"/>
+            </w:pPr>
+            <w:r/>
+            <w:r>
+              <w:rPr>
+                <w:rFonts w:ascii="맑은 고딕" w:hAnsi="맑은 고딕" w:eastAsia="맑은 고딕"/>
+                <w:b w:val="0"/>
+                <w:sz w:val="18"/>
+              </w:rPr>
+              <w:t>14주 (3/30~4/3)</w:t>
+            </w:r>
+          </w:p>
+        </w:tc>
+        <w:tc>
+          <w:tcPr>
+            <w:tcW w:type="dxa" w:w="1881"/>
           </w:tcPr>
           <w:p>
             <w:pPr>
@@ -790,7 +938,7 @@
               <w:rPr>
                 <w:rFonts w:ascii="맑은 고딕" w:hAnsi="맑은 고딕" w:eastAsia="맑은 고딕"/>
                 <w:b/>
-                <w:sz w:val="20"/>
+                <w:sz w:val="18"/>
               </w:rPr>
               <w:t>느타리버섯</w:t>
             </w:r>
@@ -798,7 +946,7 @@
         </w:tc>
         <w:tc>
           <w:tcPr>
-            <w:tcW w:type="dxa" w:w="2351"/>
+            <w:tcW w:type="dxa" w:w="1881"/>
           </w:tcPr>
           <w:p>
             <w:pPr>
@@ -809,7 +957,7 @@
               <w:rPr>
                 <w:rFonts w:ascii="맑은 고딕" w:hAnsi="맑은 고딕" w:eastAsia="맑은 고딕"/>
                 <w:b w:val="0"/>
-                <w:sz w:val="20"/>
+                <w:sz w:val="18"/>
               </w:rPr>
               <w:t>200g</w:t>
             </w:r>
@@ -817,7 +965,7 @@
         </w:tc>
         <w:tc>
           <w:tcPr>
-            <w:tcW w:type="dxa" w:w="2351"/>
+            <w:tcW w:type="dxa" w:w="1881"/>
           </w:tcPr>
           <w:p>
             <w:pPr>
@@ -828,7 +976,7 @@
               <w:rPr>
                 <w:rFonts w:ascii="맑은 고딕" w:hAnsi="맑은 고딕" w:eastAsia="맑은 고딕"/>
                 <w:b w:val="0"/>
-                <w:sz w:val="20"/>
+                <w:sz w:val="18"/>
               </w:rPr>
               <w:t>무농약 인증 / 봄 제철 버섯</w:t>
             </w:r>
@@ -838,7 +986,7 @@
       <w:tr>
         <w:tc>
           <w:tcPr>
-            <w:tcW w:type="dxa" w:w="2351"/>
+            <w:tcW w:type="dxa" w:w="1881"/>
           </w:tcPr>
           <w:p>
             <w:pPr>
@@ -849,15 +997,34 @@
               <w:rPr>
                 <w:rFonts w:ascii="맑은 고딕" w:hAnsi="맑은 고딕" w:eastAsia="맑은 고딕"/>
                 <w:b w:val="0"/>
-                <w:sz w:val="20"/>
+                <w:sz w:val="18"/>
               </w:rPr>
-              <w:t>2</w:t>
+              <w:t>2차</w:t>
             </w:r>
           </w:p>
         </w:tc>
         <w:tc>
           <w:tcPr>
-            <w:tcW w:type="dxa" w:w="2351"/>
+            <w:tcW w:type="dxa" w:w="1881"/>
+          </w:tcPr>
+          <w:p>
+            <w:pPr>
+              <w:jc w:val="center"/>
+            </w:pPr>
+            <w:r/>
+            <w:r>
+              <w:rPr>
+                <w:rFonts w:ascii="맑은 고딕" w:hAnsi="맑은 고딕" w:eastAsia="맑은 고딕"/>
+                <w:b w:val="0"/>
+                <w:sz w:val="18"/>
+              </w:rPr>
+              <w:t>15주 (4/6~4/10)</w:t>
+            </w:r>
+          </w:p>
+        </w:tc>
+        <w:tc>
+          <w:tcPr>
+            <w:tcW w:type="dxa" w:w="1881"/>
           </w:tcPr>
           <w:p>
             <w:pPr>
@@ -868,7 +1035,7 @@
               <w:rPr>
                 <w:rFonts w:ascii="맑은 고딕" w:hAnsi="맑은 고딕" w:eastAsia="맑은 고딕"/>
                 <w:b/>
-                <w:sz w:val="20"/>
+                <w:sz w:val="18"/>
               </w:rPr>
               <w:t>당근</w:t>
             </w:r>
@@ -876,7 +1043,7 @@
         </w:tc>
         <w:tc>
           <w:tcPr>
-            <w:tcW w:type="dxa" w:w="2351"/>
+            <w:tcW w:type="dxa" w:w="1881"/>
           </w:tcPr>
           <w:p>
             <w:pPr>
@@ -887,7 +1054,7 @@
               <w:rPr>
                 <w:rFonts w:ascii="맑은 고딕" w:hAnsi="맑은 고딕" w:eastAsia="맑은 고딕"/>
                 <w:b w:val="0"/>
-                <w:sz w:val="20"/>
+                <w:sz w:val="18"/>
               </w:rPr>
               <w:t>500g</w:t>
             </w:r>
@@ -895,7 +1062,7 @@
         </w:tc>
         <w:tc>
           <w:tcPr>
-            <w:tcW w:type="dxa" w:w="2351"/>
+            <w:tcW w:type="dxa" w:w="1881"/>
           </w:tcPr>
           <w:p>
             <w:pPr>
@@ -906,7 +1073,7 @@
               <w:rPr>
                 <w:rFonts w:ascii="맑은 고딕" w:hAnsi="맑은 고딕" w:eastAsia="맑은 고딕"/>
                 <w:b w:val="0"/>
-                <w:sz w:val="20"/>
+                <w:sz w:val="18"/>
               </w:rPr>
               <w:t>무농약 인증 / 생산자 직접 재배</w:t>
             </w:r>
@@ -916,7 +1083,7 @@
       <w:tr>
         <w:tc>
           <w:tcPr>
-            <w:tcW w:type="dxa" w:w="2351"/>
+            <w:tcW w:type="dxa" w:w="1881"/>
           </w:tcPr>
           <w:p>
             <w:pPr>
@@ -927,15 +1094,34 @@
               <w:rPr>
                 <w:rFonts w:ascii="맑은 고딕" w:hAnsi="맑은 고딕" w:eastAsia="맑은 고딕"/>
                 <w:b w:val="0"/>
-                <w:sz w:val="20"/>
+                <w:sz w:val="18"/>
               </w:rPr>
-              <w:t>3</w:t>
+              <w:t>3차</w:t>
             </w:r>
           </w:p>
         </w:tc>
         <w:tc>
           <w:tcPr>
-            <w:tcW w:type="dxa" w:w="2351"/>
+            <w:tcW w:type="dxa" w:w="1881"/>
+          </w:tcPr>
+          <w:p>
+            <w:pPr>
+              <w:jc w:val="center"/>
+            </w:pPr>
+            <w:r/>
+            <w:r>
+              <w:rPr>
+                <w:rFonts w:ascii="맑은 고딕" w:hAnsi="맑은 고딕" w:eastAsia="맑은 고딕"/>
+                <w:b w:val="0"/>
+                <w:sz w:val="18"/>
+              </w:rPr>
+              <w:t>16주 (4/13~4/17)</w:t>
+            </w:r>
+          </w:p>
+        </w:tc>
+        <w:tc>
+          <w:tcPr>
+            <w:tcW w:type="dxa" w:w="1881"/>
           </w:tcPr>
           <w:p>
             <w:pPr>
@@ -946,7 +1132,7 @@
               <w:rPr>
                 <w:rFonts w:ascii="맑은 고딕" w:hAnsi="맑은 고딕" w:eastAsia="맑은 고딕"/>
                 <w:b/>
-                <w:sz w:val="20"/>
+                <w:sz w:val="18"/>
               </w:rPr>
               <w:t>쑥버무리</w:t>
             </w:r>
@@ -954,7 +1140,7 @@
         </w:tc>
         <w:tc>
           <w:tcPr>
-            <w:tcW w:type="dxa" w:w="2351"/>
+            <w:tcW w:type="dxa" w:w="1881"/>
           </w:tcPr>
           <w:p>
             <w:pPr>
@@ -965,7 +1151,7 @@
               <w:rPr>
                 <w:rFonts w:ascii="맑은 고딕" w:hAnsi="맑은 고딕" w:eastAsia="맑은 고딕"/>
                 <w:b w:val="0"/>
-                <w:sz w:val="20"/>
+                <w:sz w:val="18"/>
               </w:rPr>
               <w:t>250g</w:t>
             </w:r>
@@ -973,7 +1159,7 @@
         </w:tc>
         <w:tc>
           <w:tcPr>
-            <w:tcW w:type="dxa" w:w="2351"/>
+            <w:tcW w:type="dxa" w:w="1881"/>
           </w:tcPr>
           <w:p>
             <w:pPr>
@@ -984,7 +1170,7 @@
               <w:rPr>
                 <w:rFonts w:ascii="맑은 고딕" w:hAnsi="맑은 고딕" w:eastAsia="맑은 고딕"/>
                 <w:b w:val="0"/>
-                <w:sz w:val="20"/>
+                <w:sz w:val="18"/>
               </w:rPr>
               <w:t>제철 간식 / 봄 향기 가득</w:t>
             </w:r>
@@ -994,7 +1180,7 @@
       <w:tr>
         <w:tc>
           <w:tcPr>
-            <w:tcW w:type="dxa" w:w="2351"/>
+            <w:tcW w:type="dxa" w:w="1881"/>
           </w:tcPr>
           <w:p>
             <w:pPr>
@@ -1005,15 +1191,34 @@
               <w:rPr>
                 <w:rFonts w:ascii="맑은 고딕" w:hAnsi="맑은 고딕" w:eastAsia="맑은 고딕"/>
                 <w:b w:val="0"/>
-                <w:sz w:val="20"/>
+                <w:sz w:val="18"/>
               </w:rPr>
-              <w:t>4</w:t>
+              <w:t>4차</w:t>
             </w:r>
           </w:p>
         </w:tc>
         <w:tc>
           <w:tcPr>
-            <w:tcW w:type="dxa" w:w="2351"/>
+            <w:tcW w:type="dxa" w:w="1881"/>
+          </w:tcPr>
+          <w:p>
+            <w:pPr>
+              <w:jc w:val="center"/>
+            </w:pPr>
+            <w:r/>
+            <w:r>
+              <w:rPr>
+                <w:rFonts w:ascii="맑은 고딕" w:hAnsi="맑은 고딕" w:eastAsia="맑은 고딕"/>
+                <w:b w:val="0"/>
+                <w:sz w:val="18"/>
+              </w:rPr>
+              <w:t>17주 (4/20~4/24)</w:t>
+            </w:r>
+          </w:p>
+        </w:tc>
+        <w:tc>
+          <w:tcPr>
+            <w:tcW w:type="dxa" w:w="1881"/>
           </w:tcPr>
           <w:p>
             <w:pPr>
@@ -1024,7 +1229,7 @@
               <w:rPr>
                 <w:rFonts w:ascii="맑은 고딕" w:hAnsi="맑은 고딕" w:eastAsia="맑은 고딕"/>
                 <w:b/>
-                <w:sz w:val="20"/>
+                <w:sz w:val="18"/>
               </w:rPr>
               <w:t>원삼유정란</w:t>
             </w:r>
@@ -1032,7 +1237,7 @@
         </w:tc>
         <w:tc>
           <w:tcPr>
-            <w:tcW w:type="dxa" w:w="2351"/>
+            <w:tcW w:type="dxa" w:w="1881"/>
           </w:tcPr>
           <w:p>
             <w:pPr>
@@ -1043,7 +1248,7 @@
               <w:rPr>
                 <w:rFonts w:ascii="맑은 고딕" w:hAnsi="맑은 고딕" w:eastAsia="맑은 고딕"/>
                 <w:b w:val="0"/>
-                <w:sz w:val="20"/>
+                <w:sz w:val="18"/>
               </w:rPr>
               <w:t>10구</w:t>
             </w:r>
@@ -1051,7 +1256,7 @@
         </w:tc>
         <w:tc>
           <w:tcPr>
-            <w:tcW w:type="dxa" w:w="2351"/>
+            <w:tcW w:type="dxa" w:w="1881"/>
           </w:tcPr>
           <w:p>
             <w:pPr>
@@ -1062,9 +1267,9 @@
               <w:rPr>
                 <w:rFonts w:ascii="맑은 고딕" w:hAnsi="맑은 고딕" w:eastAsia="맑은 고딕"/>
                 <w:b w:val="0"/>
-                <w:sz w:val="20"/>
+                <w:sz w:val="18"/>
               </w:rPr>
-              <w:t>동물복지 자연방사 / 건강한 알</w:t>
+              <w:t>동물복지 자연방사</w:t>
             </w:r>
           </w:p>
         </w:tc>
@@ -1072,7 +1277,7 @@
       <w:tr>
         <w:tc>
           <w:tcPr>
-            <w:tcW w:type="dxa" w:w="2351"/>
+            <w:tcW w:type="dxa" w:w="1881"/>
           </w:tcPr>
           <w:p>
             <w:pPr>
@@ -1083,15 +1288,34 @@
               <w:rPr>
                 <w:rFonts w:ascii="맑은 고딕" w:hAnsi="맑은 고딕" w:eastAsia="맑은 고딕"/>
                 <w:b w:val="0"/>
-                <w:sz w:val="20"/>
+                <w:sz w:val="18"/>
               </w:rPr>
-              <w:t>5</w:t>
+              <w:t>5차</w:t>
             </w:r>
           </w:p>
         </w:tc>
         <w:tc>
           <w:tcPr>
-            <w:tcW w:type="dxa" w:w="2351"/>
+            <w:tcW w:type="dxa" w:w="1881"/>
+          </w:tcPr>
+          <w:p>
+            <w:pPr>
+              <w:jc w:val="center"/>
+            </w:pPr>
+            <w:r/>
+            <w:r>
+              <w:rPr>
+                <w:rFonts w:ascii="맑은 고딕" w:hAnsi="맑은 고딕" w:eastAsia="맑은 고딕"/>
+                <w:b w:val="0"/>
+                <w:sz w:val="18"/>
+              </w:rPr>
+              <w:t>18주 (4/27~5/1)</w:t>
+            </w:r>
+          </w:p>
+        </w:tc>
+        <w:tc>
+          <w:tcPr>
+            <w:tcW w:type="dxa" w:w="1881"/>
           </w:tcPr>
           <w:p>
             <w:pPr>
@@ -1102,7 +1326,7 @@
               <w:rPr>
                 <w:rFonts w:ascii="맑은 고딕" w:hAnsi="맑은 고딕" w:eastAsia="맑은 고딕"/>
                 <w:b/>
-                <w:sz w:val="20"/>
+                <w:sz w:val="18"/>
               </w:rPr>
               <w:t>냉장 손질삼치</w:t>
             </w:r>
@@ -1110,7 +1334,7 @@
         </w:tc>
         <w:tc>
           <w:tcPr>
-            <w:tcW w:type="dxa" w:w="2351"/>
+            <w:tcW w:type="dxa" w:w="1881"/>
           </w:tcPr>
           <w:p>
             <w:pPr>
@@ -1121,7 +1345,7 @@
               <w:rPr>
                 <w:rFonts w:ascii="맑은 고딕" w:hAnsi="맑은 고딕" w:eastAsia="맑은 고딕"/>
                 <w:b w:val="0"/>
-                <w:sz w:val="20"/>
+                <w:sz w:val="18"/>
               </w:rPr>
               <w:t>300g</w:t>
             </w:r>
@@ -1129,7 +1353,7 @@
         </w:tc>
         <w:tc>
           <w:tcPr>
-            <w:tcW w:type="dxa" w:w="2351"/>
+            <w:tcW w:type="dxa" w:w="1881"/>
           </w:tcPr>
           <w:p>
             <w:pPr>
@@ -1140,9 +1364,9 @@
               <w:rPr>
                 <w:rFonts w:ascii="맑은 고딕" w:hAnsi="맑은 고딕" w:eastAsia="맑은 고딕"/>
                 <w:b w:val="0"/>
-                <w:sz w:val="20"/>
+                <w:sz w:val="18"/>
               </w:rPr>
-              <w:t>손질 완료 / 신선 냉장 수산</w:t>
+              <w:t>손질 완료 / 신선 냉장</w:t>
             </w:r>
           </w:p>
         </w:tc>
@@ -1150,7 +1374,7 @@
       <w:tr>
         <w:tc>
           <w:tcPr>
-            <w:tcW w:type="dxa" w:w="2351"/>
+            <w:tcW w:type="dxa" w:w="1881"/>
             <w:shd w:fill="FAF3EB"/>
           </w:tcPr>
           <w:p>
@@ -1162,14 +1386,14 @@
               <w:rPr>
                 <w:rFonts w:ascii="맑은 고딕" w:hAnsi="맑은 고딕" w:eastAsia="맑은 고딕"/>
                 <w:b/>
-                <w:sz w:val="20"/>
+                <w:sz w:val="18"/>
               </w:rPr>
             </w:r>
           </w:p>
         </w:tc>
         <w:tc>
           <w:tcPr>
-            <w:tcW w:type="dxa" w:w="2351"/>
+            <w:tcW w:type="dxa" w:w="1881"/>
             <w:shd w:fill="FAF3EB"/>
           </w:tcPr>
           <w:p>
@@ -1181,15 +1405,14 @@
               <w:rPr>
                 <w:rFonts w:ascii="맑은 고딕" w:hAnsi="맑은 고딕" w:eastAsia="맑은 고딕"/>
                 <w:b/>
-                <w:sz w:val="20"/>
+                <w:sz w:val="18"/>
               </w:rPr>
-              <w:t>합계</w:t>
             </w:r>
           </w:p>
         </w:tc>
         <w:tc>
           <w:tcPr>
-            <w:tcW w:type="dxa" w:w="2351"/>
+            <w:tcW w:type="dxa" w:w="1881"/>
             <w:shd w:fill="FAF3EB"/>
           </w:tcPr>
           <w:p>
@@ -1201,15 +1424,15 @@
               <w:rPr>
                 <w:rFonts w:ascii="맑은 고딕" w:hAnsi="맑은 고딕" w:eastAsia="맑은 고딕"/>
                 <w:b/>
-                <w:sz w:val="20"/>
+                <w:sz w:val="18"/>
               </w:rPr>
-              <w:t>5품목</w:t>
+              <w:t>공통 조건</w:t>
             </w:r>
           </w:p>
         </w:tc>
         <w:tc>
           <w:tcPr>
-            <w:tcW w:type="dxa" w:w="2351"/>
+            <w:tcW w:type="dxa" w:w="1881"/>
             <w:shd w:fill="FAF3EB"/>
           </w:tcPr>
           <w:p>
@@ -1221,9 +1444,28 @@
               <w:rPr>
                 <w:rFonts w:ascii="맑은 고딕" w:hAnsi="맑은 고딕" w:eastAsia="맑은 고딕"/>
                 <w:b/>
-                <w:sz w:val="20"/>
+                <w:sz w:val="18"/>
               </w:rPr>
-              <w:t>10만원 이상 주문 시 전체 증정</w:t>
+            </w:r>
+          </w:p>
+        </w:tc>
+        <w:tc>
+          <w:tcPr>
+            <w:tcW w:type="dxa" w:w="1881"/>
+            <w:shd w:fill="FAF3EB"/>
+          </w:tcPr>
+          <w:p>
+            <w:pPr>
+              <w:jc w:val="center"/>
+            </w:pPr>
+            <w:r/>
+            <w:r>
+              <w:rPr>
+                <w:rFonts w:ascii="맑은 고딕" w:hAnsi="맑은 고딕" w:eastAsia="맑은 고딕"/>
+                <w:b/>
+                <w:sz w:val="18"/>
+              </w:rPr>
+              <w:t>5만원 이상 주문 시 해당 주 품목 자동 동봉</w:t>
             </w:r>
           </w:p>
         </w:tc>
@@ -1238,7 +1480,7 @@
           <w:i w:val="0"/>
           <w:sz w:val="20"/>
         </w:rPr>
-        <w:t xml:space="preserve">※ 서울남부 비교: </w:t>
+        <w:t xml:space="preserve">※ 순차 증정 방식의 장점: </w:t>
       </w:r>
       <w:r>
         <w:rPr>
@@ -1247,7 +1489,7 @@
           <w:i w:val="0"/>
           <w:sz w:val="20"/>
         </w:rPr>
-        <w:t>서울남부는 월~금 요일별로 1품목씩 단계적 금액 조건(3만~10만원)으로 증정합니다. 퇴계점 온라인은 5품목을 한꺼번에 증정하므로, 최고 기준인 10만원을 최소 주문금액으로 설정하여 체감 혜택을 극대화합니다.</w:t>
+        <w:t>매주 새로운 선물이 있으므로 조합원님이 5주간 지속적으로 주문하게 되어, 온라인 장보기 습관이 자연스럽게 형성됩니다.</w:t>
       </w:r>
     </w:p>
     <w:p>
@@ -1296,7 +1538,7 @@
                 <w:color w:val="FFFFFF"/>
                 <w:sz w:val="20"/>
               </w:rPr>
-              <w:t>주차</w:t>
+              <w:t>차수</w:t>
             </w:r>
           </w:p>
         </w:tc>
@@ -1338,7 +1580,7 @@
                 <w:color w:val="FFFFFF"/>
                 <w:sz w:val="20"/>
               </w:rPr>
-              <w:t>비고</w:t>
+              <w:t>증정 품목</w:t>
             </w:r>
           </w:p>
         </w:tc>
@@ -1359,7 +1601,7 @@
                 <w:b/>
                 <w:sz w:val="20"/>
               </w:rPr>
-              <w:t>1주차</w:t>
+              <w:t>1차 (14주)</w:t>
             </w:r>
           </w:p>
         </w:tc>
@@ -1378,7 +1620,7 @@
                 <w:b w:val="0"/>
                 <w:sz w:val="20"/>
               </w:rPr>
-              <w:t>3/31(월) ~ 4/4(금)</w:t>
+              <w:t>3/30(월) ~ 4/3(금)</w:t>
             </w:r>
           </w:p>
         </w:tc>
@@ -1397,7 +1639,7 @@
                 <w:b w:val="0"/>
                 <w:sz w:val="20"/>
               </w:rPr>
-              <w:t>서울남부 33주년 기획전과 동시 시작</w:t>
+              <w:t>느타리버섯 200g</w:t>
             </w:r>
           </w:p>
         </w:tc>
@@ -1418,7 +1660,7 @@
                 <w:b/>
                 <w:sz w:val="20"/>
               </w:rPr>
-              <w:t>2주차</w:t>
+              <w:t>2차 (15주)</w:t>
             </w:r>
           </w:p>
         </w:tc>
@@ -1437,7 +1679,7 @@
                 <w:b w:val="0"/>
                 <w:sz w:val="20"/>
               </w:rPr>
-              <w:t>4/7(월) ~ 4/11(금)</w:t>
+              <w:t>4/6(월) ~ 4/10(금)</w:t>
             </w:r>
           </w:p>
         </w:tc>
@@ -1456,6 +1698,7 @@
                 <w:b w:val="0"/>
                 <w:sz w:val="20"/>
               </w:rPr>
+              <w:t>당근 500g</w:t>
             </w:r>
           </w:p>
         </w:tc>
@@ -1476,7 +1719,7 @@
                 <w:b/>
                 <w:sz w:val="20"/>
               </w:rPr>
-              <w:t>3주차</w:t>
+              <w:t>3차 (16주)</w:t>
             </w:r>
           </w:p>
         </w:tc>
@@ -1495,7 +1738,7 @@
                 <w:b w:val="0"/>
                 <w:sz w:val="20"/>
               </w:rPr>
-              <w:t>4/14(월) ~ 4/18(금)</w:t>
+              <w:t>4/13(월) ~ 4/17(금)</w:t>
             </w:r>
           </w:p>
         </w:tc>
@@ -1514,6 +1757,7 @@
                 <w:b w:val="0"/>
                 <w:sz w:val="20"/>
               </w:rPr>
+              <w:t>쑥버무리 250g</w:t>
             </w:r>
           </w:p>
         </w:tc>
@@ -1534,7 +1778,7 @@
                 <w:b/>
                 <w:sz w:val="20"/>
               </w:rPr>
-              <w:t>4주차</w:t>
+              <w:t>4차 (17주)</w:t>
             </w:r>
           </w:p>
         </w:tc>
@@ -1553,7 +1797,7 @@
                 <w:b w:val="0"/>
                 <w:sz w:val="20"/>
               </w:rPr>
-              <w:t>4/21(월) ~ 4/25(금)</w:t>
+              <w:t>4/20(월) ~ 4/24(금)</w:t>
             </w:r>
           </w:p>
         </w:tc>
@@ -1572,7 +1816,66 @@
                 <w:b w:val="0"/>
                 <w:sz w:val="20"/>
               </w:rPr>
-              <w:t>최종 주차 / 성과 분석 후 연장 검토</w:t>
+              <w:t>원삼유정란 10구</w:t>
+            </w:r>
+          </w:p>
+        </w:tc>
+      </w:tr>
+      <w:tr>
+        <w:tc>
+          <w:tcPr>
+            <w:tcW w:type="dxa" w:w="3135"/>
+          </w:tcPr>
+          <w:p>
+            <w:pPr>
+              <w:jc w:val="center"/>
+            </w:pPr>
+            <w:r/>
+            <w:r>
+              <w:rPr>
+                <w:rFonts w:ascii="맑은 고딕" w:hAnsi="맑은 고딕" w:eastAsia="맑은 고딕"/>
+                <w:b/>
+                <w:sz w:val="20"/>
+              </w:rPr>
+              <w:t>5차 (18주)</w:t>
+            </w:r>
+          </w:p>
+        </w:tc>
+        <w:tc>
+          <w:tcPr>
+            <w:tcW w:type="dxa" w:w="3135"/>
+          </w:tcPr>
+          <w:p>
+            <w:pPr>
+              <w:jc w:val="left"/>
+            </w:pPr>
+            <w:r/>
+            <w:r>
+              <w:rPr>
+                <w:rFonts w:ascii="맑은 고딕" w:hAnsi="맑은 고딕" w:eastAsia="맑은 고딕"/>
+                <w:b w:val="0"/>
+                <w:sz w:val="20"/>
+              </w:rPr>
+              <w:t>4/27(월) ~ 5/1(금)</w:t>
+            </w:r>
+          </w:p>
+        </w:tc>
+        <w:tc>
+          <w:tcPr>
+            <w:tcW w:type="dxa" w:w="3135"/>
+          </w:tcPr>
+          <w:p>
+            <w:pPr>
+              <w:jc w:val="left"/>
+            </w:pPr>
+            <w:r/>
+            <w:r>
+              <w:rPr>
+                <w:rFonts w:ascii="맑은 고딕" w:hAnsi="맑은 고딕" w:eastAsia="맑은 고딕"/>
+                <w:b w:val="0"/>
+                <w:sz w:val="20"/>
+              </w:rPr>
+              <w:t>냉장 손질삼치 300g (마지막)</w:t>
             </w:r>
           </w:p>
         </w:tc>
@@ -1598,7 +1901,7 @@
         <w:rPr>
           <w:rFonts w:ascii="맑은 고딕" w:hAnsi="맑은 고딕" w:eastAsia="맑은 고딕"/>
         </w:rPr>
-        <w:t>5-1. 핵심 메시지 (생협적 관점)</w:t>
+        <w:t>5-1. 핵심 메시지 (50~60대 여성 조합원 대상)</w:t>
       </w:r>
     </w:p>
     <w:p>
@@ -1619,7 +1922,7 @@
           <w:i w:val="0"/>
           <w:sz w:val="22"/>
         </w:rPr>
-        <w:t xml:space="preserve">   "퇴계점은 문을 닫지만, 여러분과의 인연은 계속됩니다"</w:t>
+        <w:t xml:space="preserve">   "매장은 문을 닫아도, 우리 가족 밥상을 지키는 마음은 변하지 않습니다"</w:t>
       </w:r>
     </w:p>
     <w:p>
@@ -1640,7 +1943,7 @@
           <w:i w:val="0"/>
           <w:sz w:val="22"/>
         </w:rPr>
-        <w:t xml:space="preserve">   "온라인에서도 같은 생산자, 같은 정성, 같은 신뢰 - 매주 5가지 봄 선물과 함께"</w:t>
+        <w:t xml:space="preserve">   "매주 새로운 선물이 집 앞까지 찾아갑니다 - 5주간 5가지 봄 선물"</w:t>
       </w:r>
     </w:p>
     <w:p>
@@ -1651,7 +1954,7 @@
           <w:i w:val="0"/>
           <w:sz w:val="22"/>
         </w:rPr>
-        <w:t xml:space="preserve">  생협 가치 강조</w:t>
+        <w:t xml:space="preserve">  생협 가치</w:t>
         <w:br/>
       </w:r>
       <w:r>
@@ -1661,7 +1964,49 @@
           <w:i w:val="0"/>
           <w:sz w:val="22"/>
         </w:rPr>
-        <w:t xml:space="preserve">   "생산자와 소비자가 서로 얼굴을 아는 관계 - 그 관계는 온라인에서도 변하지 않습니다"</w:t>
+        <w:t xml:space="preserve">   "생산자와 소비자가 서로 얼굴을 아는 관계 - 온라인에서도 그대로입니다"</w:t>
+      </w:r>
+    </w:p>
+    <w:p>
+      <w:r>
+        <w:rPr>
+          <w:rFonts w:ascii="맑은 고딕" w:hAnsi="맑은 고딕" w:eastAsia="맑은 고딕"/>
+          <w:b/>
+          <w:i w:val="0"/>
+          <w:sz w:val="22"/>
+        </w:rPr>
+        <w:t xml:space="preserve">  안심 유도</w:t>
+        <w:br/>
+      </w:r>
+      <w:r>
+        <w:rPr>
+          <w:rFonts w:ascii="맑은 고딕" w:hAnsi="맑은 고딕" w:eastAsia="맑은 고딕"/>
+          <w:b w:val="0"/>
+          <w:i w:val="0"/>
+          <w:sz w:val="22"/>
+        </w:rPr>
+        <w:t xml:space="preserve">   "온라인이 처음이셔도 걱정 마세요. 자녀분이 대신 주문해 주셔도 됩니다"</w:t>
+      </w:r>
+    </w:p>
+    <w:p>
+      <w:r>
+        <w:rPr>
+          <w:rFonts w:ascii="맑은 고딕" w:hAnsi="맑은 고딕" w:eastAsia="맑은 고딕"/>
+          <w:b/>
+          <w:i w:val="0"/>
+          <w:sz w:val="22"/>
+        </w:rPr>
+        <w:t xml:space="preserve">  상담 안내</w:t>
+        <w:br/>
+      </w:r>
+      <w:r>
+        <w:rPr>
+          <w:rFonts w:ascii="맑은 고딕" w:hAnsi="맑은 고딕" w:eastAsia="맑은 고딕"/>
+          <w:b w:val="0"/>
+          <w:i w:val="0"/>
+          <w:sz w:val="22"/>
+        </w:rPr>
+        <w:t xml:space="preserve">   "주문이 어려우시면 두레생협 상담실 1661-5110으로 전화주세요"</w:t>
       </w:r>
     </w:p>
     <w:p/>
@@ -1684,7 +2029,7 @@
         <w:rPr>
           <w:rFonts w:ascii="맑은 고딕" w:hAnsi="맑은 고딕" w:eastAsia="맑은 고딕"/>
         </w:rPr>
-        <w:t>매주 5품목을 한꺼번에! 매장보다 풍성한 혜택</w:t>
+        <w:t>매주 1가지씩 새로운 선물! 5주간 기다리는 즐거움</w:t>
       </w:r>
     </w:p>
     <w:p>
@@ -1695,7 +2040,7 @@
         <w:rPr>
           <w:rFonts w:ascii="맑은 고딕" w:hAnsi="맑은 고딕" w:eastAsia="맑은 고딕"/>
         </w:rPr>
-        <w:t>집 앞까지 배송되는 편리함 - 오시는 수고를 덜어드립니다</w:t>
+        <w:t>무거운 장바구니 없이, 집 앞까지 편하게 배송</w:t>
       </w:r>
     </w:p>
     <w:p>
@@ -1706,7 +2051,7 @@
         <w:rPr>
           <w:rFonts w:ascii="맑은 고딕" w:hAnsi="맑은 고딕" w:eastAsia="맑은 고딕"/>
         </w:rPr>
-        <w:t>서울남부와 동일한 품질, 동일한 생산자, 동일한 신뢰</w:t>
+        <w:t>매장에서 고르시던 바로 그 생활재, 품질 그대로</w:t>
       </w:r>
     </w:p>
     <w:p>
@@ -1717,7 +2062,7 @@
         <w:rPr>
           <w:rFonts w:ascii="맑은 고딕" w:hAnsi="맑은 고딕" w:eastAsia="맑은 고딕"/>
         </w:rPr>
-        <w:t>33년 함께한 감사의 마음, 온라인에서도 이어갑니다</w:t>
+        <w:t>된장찌개, 나물, 계란말이... 우리 가족 밥상에 필요한 것만 골랐어요</w:t>
       </w:r>
     </w:p>
     <w:p>
@@ -1728,7 +2073,29 @@
         <w:rPr>
           <w:rFonts w:ascii="맑은 고딕" w:hAnsi="맑은 고딕" w:eastAsia="맑은 고딕"/>
         </w:rPr>
-        <w:t>온라인이 처음이셔도 괜찮아요 - 쉬운 주문 안내 함께 제공</w:t>
+        <w:t>5만원 이상이면 OK! 부담 없는 조건</w:t>
+      </w:r>
+    </w:p>
+    <w:p>
+      <w:pPr>
+        <w:pStyle w:val="ListBullet"/>
+      </w:pPr>
+      <w:r>
+        <w:rPr>
+          <w:rFonts w:ascii="맑은 고딕" w:hAnsi="맑은 고딕" w:eastAsia="맑은 고딕"/>
+        </w:rPr>
+        <w:t>자녀분이 대신 주문해 주셔도 선물은 동일하게 동봉</w:t>
+      </w:r>
+    </w:p>
+    <w:p>
+      <w:pPr>
+        <w:pStyle w:val="ListBullet"/>
+      </w:pPr>
+      <w:r>
+        <w:rPr>
+          <w:rFonts w:ascii="맑은 고딕" w:hAnsi="맑은 고딕" w:eastAsia="맑은 고딕"/>
+        </w:rPr>
+        <w:t>주문이 어려우시면 1661-5110 전화 한 통이면 됩니다</w:t>
       </w:r>
     </w:p>
     <w:p/>
@@ -1879,7 +2246,7 @@
               </w:rPr>
               <w:t>퇴계점 조합원 대상 폐점 안내 +</w:t>
               <w:br/>
-              <w:t>온라인 전환 혜택 안내</w:t>
+              <w:t>온라인 증정 혜택 + 상담실 번호</w:t>
             </w:r>
           </w:p>
         </w:tc>
@@ -1959,7 +2326,7 @@
               </w:rPr>
               <w:t>폐점 전 매장 내 포스터/리플릿</w:t>
               <w:br/>
-              <w:t>온라인 가입 QR코드 포함</w:t>
+              <w:t>큰 글씨 + 쇼핑몰 QR코드 + 상담실 번호</w:t>
             </w:r>
           </w:p>
         </w:tc>
@@ -2037,7 +2404,7 @@
                 <w:b w:val="0"/>
                 <w:sz w:val="18"/>
               </w:rPr>
-              <w:t>쇼핑몰 메인 페이지 배너 노출</w:t>
+              <w:t>쇼핑몰 메인 페이지 배너</w:t>
               <w:br/>
               <w:t>퇴계점 조합원 타겟 팝업</w:t>
             </w:r>
@@ -2058,7 +2425,7 @@
                 <w:b w:val="0"/>
                 <w:sz w:val="18"/>
               </w:rPr>
-              <w:t>3/31~</w:t>
+              <w:t>3/30~</w:t>
             </w:r>
           </w:p>
         </w:tc>
@@ -2117,9 +2484,9 @@
                 <w:b w:val="0"/>
                 <w:sz w:val="18"/>
               </w:rPr>
-              <w:t>인스타그램/블로그 카드뉴스</w:t>
+              <w:t>주차별 카드뉴스 5종 + 통합 카드뉴스</w:t>
               <w:br/>
-              <w:t>생협 가치 + 증정 안내</w:t>
+              <w:t>생협 가치 + 따뜻한 어조</w:t>
             </w:r>
           </w:p>
         </w:tc>
@@ -2138,7 +2505,7 @@
                 <w:b w:val="0"/>
                 <w:sz w:val="18"/>
               </w:rPr>
-              <w:t>3/28~</w:t>
+              <w:t>매주 게시</w:t>
             </w:r>
           </w:p>
         </w:tc>
@@ -2277,7 +2644,7 @@
               </w:rPr>
               <w:t>온라인 미가입 조합원 개별 전화</w:t>
               <w:br/>
-              <w:t>가입 및 주문 방법 안내</w:t>
+              <w:t>가입/주문 방법 안내 + 자녀 안내 권유</w:t>
             </w:r>
           </w:p>
         </w:tc>
@@ -2359,34 +2726,40 @@
         <w:t>[서울남부두레생협]</w:t>
         <w:br/>
         <w:br/>
-        <w:t>퇴계점을 이용해 주신 조합원님, 감사합니다.</w:t>
+        <w:t>퇴계점에서 장 보시던 조합원님,</w:t>
+        <w:br/>
+        <w:t>그동안 감사했습니다.</w:t>
         <w:br/>
         <w:br/>
         <w:t>3/25(수) 퇴계점 운영이 종료되지만,</w:t>
         <w:br/>
-        <w:t>조합원님과 생산자를 잇는 두레의 끈은</w:t>
+        <w:t>우리 가족 밥상을 지켜온</w:t>
         <w:br/>
-        <w:t>그대로입니다.</w:t>
+        <w:t>두레의 마음은 변하지 않습니다.</w:t>
         <w:br/>
         <w:br/>
-        <w:t>온라인쇼핑몰에서 10만원 이상 주문하시면</w:t>
+        <w:t>온라인쇼핑몰에서 5만원 이상 주문하시면</w:t>
         <w:br/>
-        <w:t>매주 5가지 봄 선물을 함께 보내드립니다.</w:t>
+        <w:t>매주 새로운 봄 선물 1가지를 보내드려요.</w:t>
         <w:br/>
         <w:br/>
-        <w:t>느타리버섯 / 당근 / 쑥버무리</w:t>
+        <w:t>1차 느타리버섯 / 2차 당근</w:t>
         <w:br/>
-        <w:t>원삼유정란 / 손질삼치</w:t>
+        <w:t>3차 쑥버무리 / 4차 유정란</w:t>
+        <w:br/>
+        <w:t>5차 손질삼치</w:t>
         <w:br/>
         <w:br/>
-        <w:t>기간: 3/31(월)~4/25(금) / 주 1회</w:t>
+        <w:t>기간: 3/30~5/1 (5주간, 매주 1품목)</w:t>
         <w:br/>
-        <w:t>온라인몰: ecoop.or.kr</w:t>
+        <w:t>쇼핑몰: ecoop.or.kr</w:t>
         <w:br/>
         <w:br/>
-        <w:t>매장에서 만나던 그 생활재,</w:t>
+        <w:t>주문이 어려우시면</w:t>
         <w:br/>
-        <w:t>이제 집 앞까지 안심 배송해 드립니다.</w:t>
+        <w:t>상담실 1661-5110으로 전화주세요.</w:t>
+        <w:br/>
+        <w:t>자녀분이 대신 주문해 주셔도 됩니다.</w:t>
       </w:r>
     </w:p>
     <w:p/>
@@ -2420,28 +2793,44 @@
         <w:t>운영을 종료하게 되었습니다.</w:t>
         <w:br/>
         <w:br/>
-        <w:t>그동안 보내주신 사랑과 신뢰에 깊이 감사드립니다.</w:t>
+        <w:t>그동안 보내주신 사랑에 깊이 감사드립니다.</w:t>
         <w:br/>
         <w:br/>
         <w:t>매장 문은 닫히지만,</w:t>
         <w:br/>
-        <w:t>생산자와 조합원을 잇는 두레의 정신은</w:t>
+        <w:t>매장에서 고르시던 바로 그 생활재를</w:t>
         <w:br/>
-        <w:t>온라인에서도 변함없이 이어갑니다.</w:t>
+        <w:t>온라인에서도 만나실 수 있습니다.</w:t>
+        <w:br/>
+        <w:t>집 앞까지 편하게 배송해 드려요.</w:t>
         <w:br/>
         <w:br/>
-        <w:t>온라인쇼핑몰에서 주문해 주시는 조합원님께</w:t>
+        <w:t>온라인쇼핑몰에서 5만원 이상 주문하시면</w:t>
         <w:br/>
-        <w:t>매주 5가지 신선한 생활재를 선물로 드립니다.</w:t>
+        <w:t>매주 1가지씩 선물을 보내드립니다.</w:t>
         <w:br/>
         <w:br/>
-        <w:t xml:space="preserve">  기간: 3/31(월) ~ 4/25(금)</w:t>
+        <w:t xml:space="preserve">  1차(14주) 느타리버섯 200g</w:t>
         <w:br/>
-        <w:t xml:space="preserve">  조건: 10만원 이상 주문 시 / 주 1회</w:t>
+        <w:t xml:space="preserve">  2차(15주) 당근 500g</w:t>
         <w:br/>
-        <w:t xml:space="preserve">  증정: 느타리버섯, 당근, 쑥버무리,</w:t>
+        <w:t xml:space="preserve">  3차(16주) 쑥버무리 250g</w:t>
         <w:br/>
-        <w:t xml:space="preserve">         원삼유정란, 손질삼치</w:t>
+        <w:t xml:space="preserve">  4차(17주) 원삼유정란 10구</w:t>
+        <w:br/>
+        <w:t xml:space="preserve">  5차(18주) 손질삼치 300g</w:t>
+        <w:br/>
+        <w:br/>
+        <w:t>온라인 주문이 어려우시면</w:t>
+        <w:br/>
+        <w:t>두레생협 상담실로 전화주세요.</w:t>
+        <w:br/>
+        <w:t>친절하게 도와드리겠습니다.</w:t>
+        <w:br/>
+        <w:br/>
+        <w:t xml:space="preserve">  상담실: 1661-5110</w:t>
+        <w:br/>
+        <w:t xml:space="preserve">  쇼핑몰: ecoop.or.kr</w:t>
         <w:br/>
         <w:br/>
         <w:t>33년간 지켜온 약속,</w:t>
@@ -2483,36 +2872,36 @@
         <w:br/>
         <w:t>조합원님, 감사합니다.</w:t>
         <w:br/>
-        <w:t>매장 문은 닫히지만, 생산자와 조합원을 잇는 두레의 끈은 그대로입니다.</w:t>
+        <w:t>우리 가족 밥상을 지켜온 두레의 마음은 변하지 않습니다.</w:t>
         <w:br/>
-        <w:t>온라인쇼핑몰에서도 같은 생활재, 같은 마음으로 밥상을 지키겠습니다.</w:t>
+        <w:t>매주 1가지씩, 5주간 선물을 준비했어요.</w:t>
         <w:br/>
         <w:br/>
         <w:t>[카드 3 - 이벤트 안내]</w:t>
         <w:br/>
-        <w:t>매주 1회, 5가지 선물을 한꺼번에!</w:t>
+        <w:t>매주 새로운 선물 1가지! 5주간 순차 증정</w:t>
         <w:br/>
-        <w:t>기간: 3/31~4/25 (4주) | 조건: 10만원 이상</w:t>
+        <w:t>조건: 5만원 이상 | 주문이 어려우시면 1661-5110</w:t>
         <w:br/>
         <w:br/>
-        <w:t>[카드 4~8 - 품목 소개]</w:t>
+        <w:t>[카드 4~8 - 주차별 품목]</w:t>
         <w:br/>
-        <w:t>느타리버섯 200g - 생산자의 정성이 담긴 한 봉지</w:t>
+        <w:t>1차(14주) 느타리버섯 200g - 된장찌개 한 그릇 끓여보세요</w:t>
         <w:br/>
-        <w:t>당근 500g - 얼굴을 아는 농부의 정직한 먹거리</w:t>
+        <w:t>2차(15주) 당근 500g - 나물이든 주스든 어디에든</w:t>
         <w:br/>
-        <w:t>쑥버무리 250g - 자연이 주는 봄의 선물</w:t>
+        <w:t>3차(16주) 쑥버무리 250g - 손자 손녀와 함께 나눠 드세요</w:t>
         <w:br/>
-        <w:t>원삼유정란 10구 - 생명을 존중하는 생협의 약속</w:t>
+        <w:t>4차(17주) 원삼유정란 10구 - 아침 식탁이 든든해져요</w:t>
         <w:br/>
-        <w:t>손질삼치 300g - 바다와 식탁을 잇는 정직한 수산</w:t>
+        <w:t>5차(18주) 손질삼치 300g - 주말 밥상에 삼치구이 한 점</w:t>
         <w:br/>
         <w:br/>
         <w:t>[카드 9 - 마무리]</w:t>
         <w:br/>
-        <w:t>생산자와 조합원, 그 사이의 다리는 여전히 여기에</w:t>
+        <w:t>우리 가족 밥상, 이제 온라인에서도 안심하세요</w:t>
         <w:br/>
-        <w:t>퇴계점에서 만나던 그 생활재, 이제 온라인에서 집 앞까지.</w:t>
+        <w:t>주문이 어려우시면 1661-5110으로 전화주세요</w:t>
       </w:r>
     </w:p>
     <w:p>
@@ -2528,9 +2917,21 @@
         <w:rPr>
           <w:rFonts w:ascii="맑은 고딕" w:hAnsi="맑은 고딕" w:eastAsia="맑은 고딕"/>
         </w:rPr>
-        <w:t>7. 예산 (4주 기준, 예상)</w:t>
+        <w:t>7. 예산 (5주 기준, 예상)</w:t>
       </w:r>
     </w:p>
+    <w:p>
+      <w:r>
+        <w:rPr>
+          <w:rFonts w:ascii="맑은 고딕" w:hAnsi="맑은 고딕" w:eastAsia="맑은 고딕"/>
+          <w:b w:val="0"/>
+          <w:i w:val="0"/>
+          <w:sz w:val="22"/>
+        </w:rPr>
+        <w:t>주차별 1품목씩 순차 증정이므로, 각 주차에 해당 품목만 준비합니다.</w:t>
+      </w:r>
+    </w:p>
+    <w:p/>
     <w:tbl>
       <w:tblPr>
         <w:tblStyle w:val="TableGrid"/>
@@ -2604,7 +3005,7 @@
                 <w:color w:val="FFFFFF"/>
                 <w:sz w:val="18"/>
               </w:rPr>
-              <w:t>주당 수량</w:t>
+              <w:t>수량(해당 주)</w:t>
             </w:r>
           </w:p>
         </w:tc>
@@ -2625,7 +3026,7 @@
                 <w:color w:val="FFFFFF"/>
                 <w:sz w:val="18"/>
               </w:rPr>
-              <w:t>4주 합계</w:t>
+              <w:t>소계</w:t>
             </w:r>
           </w:p>
         </w:tc>
@@ -2646,7 +3047,7 @@
                 <w:b w:val="0"/>
                 <w:sz w:val="18"/>
               </w:rPr>
-              <w:t>느타리버섯 200g</w:t>
+              <w:t>1차 느타리버섯 200g</w:t>
             </w:r>
           </w:p>
         </w:tc>
@@ -2703,7 +3104,7 @@
                 <w:b w:val="0"/>
                 <w:sz w:val="18"/>
               </w:rPr>
-              <w:t>500,000원</w:t>
+              <w:t>125,000원</w:t>
             </w:r>
           </w:p>
         </w:tc>
@@ -2724,7 +3125,7 @@
                 <w:b w:val="0"/>
                 <w:sz w:val="18"/>
               </w:rPr>
-              <w:t>당근 500g</w:t>
+              <w:t>2차 당근 500g</w:t>
             </w:r>
           </w:p>
         </w:tc>
@@ -2781,7 +3182,7 @@
                 <w:b w:val="0"/>
                 <w:sz w:val="18"/>
               </w:rPr>
-              <w:t>400,000원</w:t>
+              <w:t>100,000원</w:t>
             </w:r>
           </w:p>
         </w:tc>
@@ -2802,7 +3203,7 @@
                 <w:b w:val="0"/>
                 <w:sz w:val="18"/>
               </w:rPr>
-              <w:t>쑥버무리 250g</w:t>
+              <w:t>3차 쑥버무리 250g</w:t>
             </w:r>
           </w:p>
         </w:tc>
@@ -2859,7 +3260,7 @@
                 <w:b w:val="0"/>
                 <w:sz w:val="18"/>
               </w:rPr>
-              <w:t>700,000원</w:t>
+              <w:t>175,000원</w:t>
             </w:r>
           </w:p>
         </w:tc>
@@ -2880,7 +3281,7 @@
                 <w:b w:val="0"/>
                 <w:sz w:val="18"/>
               </w:rPr>
-              <w:t>원삼유정란 10구</w:t>
+              <w:t>4차 원삼유정란 10구</w:t>
             </w:r>
           </w:p>
         </w:tc>
@@ -2937,7 +3338,7 @@
                 <w:b w:val="0"/>
                 <w:sz w:val="18"/>
               </w:rPr>
-              <w:t>1,000,000원</w:t>
+              <w:t>250,000원</w:t>
             </w:r>
           </w:p>
         </w:tc>
@@ -2958,7 +3359,7 @@
                 <w:b w:val="0"/>
                 <w:sz w:val="18"/>
               </w:rPr>
-              <w:t>냉장 손질삼치 300g</w:t>
+              <w:t>5차 냉장 손질삼치 300g</w:t>
             </w:r>
           </w:p>
         </w:tc>
@@ -3015,7 +3416,7 @@
                 <w:b w:val="0"/>
                 <w:sz w:val="18"/>
               </w:rPr>
-              <w:t>1,200,000원</w:t>
+              <w:t>300,000원</w:t>
             </w:r>
           </w:p>
         </w:tc>
@@ -3173,7 +3574,7 @@
                 <w:b/>
                 <w:sz w:val="20"/>
               </w:rPr>
-              <w:t>4,000,000원</w:t>
+              <w:t>1,150,000원</w:t>
             </w:r>
           </w:p>
         </w:tc>
@@ -3415,7 +3816,7 @@
                 <w:b w:val="0"/>
                 <w:sz w:val="18"/>
               </w:rPr>
-              <w:t>4주 내 재주문율</w:t>
+              <w:t>5주 내 재주문율</w:t>
             </w:r>
           </w:p>
         </w:tc>
@@ -3493,7 +3894,7 @@
                 <w:b/>
                 <w:sz w:val="18"/>
               </w:rPr>
-              <w:t>10만원 이상 유지</w:t>
+              <w:t>5만원 이상 유지</w:t>
             </w:r>
           </w:p>
         </w:tc>
@@ -3642,7 +4043,7 @@
                 <w:b w:val="0"/>
                 <w:sz w:val="18"/>
               </w:rPr>
-              <w:t>퇴계점 매장 내 온라인 전환 안내물 게시</w:t>
+              <w:t>퇴계점 매장 내 안내물 게시 (큰 글씨 + 상담실 번호)</w:t>
             </w:r>
           </w:p>
         </w:tc>
@@ -3741,7 +4142,7 @@
                 <w:b/>
                 <w:sz w:val="18"/>
               </w:rPr>
-              <w:t>3/25~3/31</w:t>
+              <w:t>3/25~3/30</w:t>
             </w:r>
           </w:p>
         </w:tc>
@@ -3760,7 +4161,7 @@
                 <w:b w:val="0"/>
                 <w:sz w:val="18"/>
               </w:rPr>
-              <w:t>온라인 미가입 조합원 전화 안내</w:t>
+              <w:t>온라인 미가입 조합원 전화 안내 + 가입 지원</w:t>
             </w:r>
           </w:p>
         </w:tc>
@@ -3819,7 +4220,7 @@
                 <w:b w:val="0"/>
                 <w:sz w:val="18"/>
               </w:rPr>
-              <w:t>온라인쇼핑몰 증정 세팅 및 테스트</w:t>
+              <w:t>온라인쇼핑몰 주차별 증정 세팅 및 테스트</w:t>
             </w:r>
           </w:p>
         </w:tc>
@@ -3878,7 +4279,7 @@
                 <w:b w:val="0"/>
                 <w:sz w:val="18"/>
               </w:rPr>
-              <w:t>SNS 카드뉴스 사전 홍보 시작</w:t>
+              <w:t>1차 카드뉴스 사전 홍보</w:t>
             </w:r>
           </w:p>
         </w:tc>
@@ -3918,7 +4319,7 @@
                 <w:b/>
                 <w:sz w:val="18"/>
               </w:rPr>
-              <w:t>3/31</w:t>
+              <w:t>3/30</w:t>
             </w:r>
           </w:p>
         </w:tc>
@@ -3937,7 +4338,7 @@
                 <w:b w:val="0"/>
                 <w:sz w:val="18"/>
               </w:rPr>
-              <w:t>증정 이벤트 시작 (1주차)</w:t>
+              <w:t>1차 증정 시작 (14주차 - 느타리버섯)</w:t>
             </w:r>
           </w:p>
         </w:tc>
@@ -3977,7 +4378,7 @@
                 <w:b/>
                 <w:sz w:val="18"/>
               </w:rPr>
-              <w:t>4/28~</w:t>
+              <w:t>매주 월요일</w:t>
             </w:r>
           </w:p>
         </w:tc>
@@ -3996,7 +4397,66 @@
                 <w:b w:val="0"/>
                 <w:sz w:val="18"/>
               </w:rPr>
-              <w:t>4주 성과 분석 및 연장 여부 결정</w:t>
+              <w:t>해당 주차 카드뉴스 게시 (2차~5차)</w:t>
+            </w:r>
+          </w:p>
+        </w:tc>
+        <w:tc>
+          <w:tcPr>
+            <w:tcW w:type="dxa" w:w="3135"/>
+          </w:tcPr>
+          <w:p>
+            <w:pPr>
+              <w:jc w:val="center"/>
+            </w:pPr>
+            <w:r/>
+            <w:r>
+              <w:rPr>
+                <w:rFonts w:ascii="맑은 고딕" w:hAnsi="맑은 고딕" w:eastAsia="맑은 고딕"/>
+                <w:b w:val="0"/>
+                <w:sz w:val="18"/>
+              </w:rPr>
+              <w:t>홍보팀</w:t>
+            </w:r>
+          </w:p>
+        </w:tc>
+      </w:tr>
+      <w:tr>
+        <w:tc>
+          <w:tcPr>
+            <w:tcW w:type="dxa" w:w="3135"/>
+          </w:tcPr>
+          <w:p>
+            <w:pPr>
+              <w:jc w:val="center"/>
+            </w:pPr>
+            <w:r/>
+            <w:r>
+              <w:rPr>
+                <w:rFonts w:ascii="맑은 고딕" w:hAnsi="맑은 고딕" w:eastAsia="맑은 고딕"/>
+                <w:b/>
+                <w:sz w:val="18"/>
+              </w:rPr>
+              <w:t>5/5~</w:t>
+            </w:r>
+          </w:p>
+        </w:tc>
+        <w:tc>
+          <w:tcPr>
+            <w:tcW w:type="dxa" w:w="3135"/>
+          </w:tcPr>
+          <w:p>
+            <w:pPr>
+              <w:jc w:val="left"/>
+            </w:pPr>
+            <w:r/>
+            <w:r>
+              <w:rPr>
+                <w:rFonts w:ascii="맑은 고딕" w:hAnsi="맑은 고딕" w:eastAsia="맑은 고딕"/>
+                <w:b w:val="0"/>
+                <w:sz w:val="18"/>
+              </w:rPr>
+              <w:t>5주 성과 분석 및 후속 방안 결정</w:t>
             </w:r>
           </w:p>
         </w:tc>
@@ -4121,7 +4581,7 @@
           <w:i w:val="0"/>
           <w:sz w:val="22"/>
         </w:rPr>
-        <w:t xml:space="preserve">  기간 연장 검토: </w:t>
+        <w:t xml:space="preserve">  상담실 지원: </w:t>
       </w:r>
       <w:r>
         <w:rPr>
@@ -4130,7 +4590,7 @@
           <w:i w:val="0"/>
           <w:sz w:val="22"/>
         </w:rPr>
-        <w:t>4주 운영 후 전환율 및 재주문율을 분석하여 연장 여부를 결정합니다.</w:t>
+        <w:t>온라인 주문이 어려운 조합원을 위해 두레생협 상담실(1661-5110)을 통한 주문 지원을 안내합니다.</w:t>
       </w:r>
     </w:p>
     <w:p>
@@ -4141,7 +4601,7 @@
           <w:i w:val="0"/>
           <w:sz w:val="22"/>
         </w:rPr>
-        <w:t xml:space="preserve">  온라인 가입 지원: </w:t>
+        <w:t xml:space="preserve">  가족 대리 주문: </w:t>
       </w:r>
       <w:r>
         <w:rPr>
@@ -4150,7 +4610,7 @@
           <w:i w:val="0"/>
           <w:sz w:val="22"/>
         </w:rPr>
-        <w:t>온라인몰 미가입 조합원에게 가입 방법을 적극 안내합니다.</w:t>
+        <w:t>자녀 등 가족이 대신 주문하더라도 조합원 본인 계정으로 주문 시 증정이 적용됩니다.</w:t>
       </w:r>
     </w:p>
     <w:p/>

--- a/퇴계점_온라인전환_증정기획전.docx
+++ b/퇴계점_온라인전환_증정기획전.docx
@@ -1269,7 +1269,7 @@
                 <w:b w:val="0"/>
                 <w:sz w:val="18"/>
               </w:rPr>
-              <w:t>동물복지 자연방사</w:t>
+              <w:t>건강한 유정란</w:t>
             </w:r>
           </w:p>
         </w:tc>

--- a/퇴계점_온라인전환_증정기획전.docx
+++ b/퇴계점_온라인전환_증정기획전.docx
@@ -1328,7 +1328,7 @@
                 <w:b/>
                 <w:sz w:val="18"/>
               </w:rPr>
-              <w:t>냉장 손질삼치</w:t>
+              <w:t>맛있는 손질고등어</w:t>
             </w:r>
           </w:p>
         </w:tc>
@@ -1875,7 +1875,7 @@
                 <w:b w:val="0"/>
                 <w:sz w:val="20"/>
               </w:rPr>
-              <w:t>냉장 손질삼치 300g (마지막)</w:t>
+              <w:t>맛있는 손질고등어 (마지막)</w:t>
             </w:r>
           </w:p>
         </w:tc>
@@ -2747,7 +2747,7 @@
         <w:br/>
         <w:t>3차 쑥버무리 / 4차 유정란</w:t>
         <w:br/>
-        <w:t>5차 손질삼치</w:t>
+        <w:t>5차 맛있는 손질고등어</w:t>
         <w:br/>
         <w:br/>
         <w:t>기간: 3/30~5/1 (5주간, 매주 1품목)</w:t>
@@ -2818,7 +2818,7 @@
         <w:br/>
         <w:t xml:space="preserve">  4차(17주) 원삼유정란 10구</w:t>
         <w:br/>
-        <w:t xml:space="preserve">  5차(18주) 손질삼치 300g</w:t>
+        <w:t xml:space="preserve">  5차(18주) 맛있는 손질고등어</w:t>
         <w:br/>
         <w:br/>
         <w:t>온라인 주문이 어려우시면</w:t>
@@ -2894,7 +2894,7 @@
         <w:br/>
         <w:t>4차(17주) 원삼유정란 10구 - 아침 식탁이 든든해져요</w:t>
         <w:br/>
-        <w:t>5차(18주) 손질삼치 300g - 주말 밥상에 삼치구이 한 점</w:t>
+        <w:t>5차(18주) 맛있는 손질고등어 - 주말 밥상에 고등어구이 한 점</w:t>
         <w:br/>
         <w:br/>
         <w:t>[카드 9 - 마무리]</w:t>
@@ -3359,7 +3359,7 @@
                 <w:b w:val="0"/>
                 <w:sz w:val="18"/>
               </w:rPr>
-              <w:t>5차 냉장 손질삼치 300g</w:t>
+              <w:t>5차 맛있는 손질고등어</w:t>
             </w:r>
           </w:p>
         </w:tc>
